--- a/sistema_expotecnica/plantillas/Plantilla Steam.docx
+++ b/sistema_expotecnica/plantillas/Plantilla Steam.docx
@@ -1,6 +1,6 @@
 
 <file path=word/document.xml><?xml version="1.0" encoding="utf-8"?>
-<w:document xmlns:wpc="http://schemas.microsoft.com/office/word/2010/wordprocessingCanvas" xmlns:cx="http://schemas.microsoft.com/office/drawing/2014/chartex" xmlns:cx1="http://schemas.microsoft.com/office/drawing/2015/9/8/chartex" xmlns:cx2="http://schemas.microsoft.com/office/drawing/2015/10/21/chartex" xmlns:cx3="http://schemas.microsoft.com/office/drawing/2016/5/9/chartex" xmlns:cx4="http://schemas.microsoft.com/office/drawing/2016/5/10/chartex" xmlns:cx5="http://schemas.microsoft.com/office/drawing/2016/5/11/chartex" xmlns:cx6="http://schemas.microsoft.com/office/drawing/2016/5/12/chartex" xmlns:cx7="http://schemas.microsoft.com/office/drawing/2016/5/13/chartex" xmlns:cx8="http://schemas.microsoft.com/office/drawing/2016/5/14/chartex" xmlns:mc="http://schemas.openxmlformats.org/markup-compatibility/2006" xmlns:aink="http://schemas.microsoft.com/office/drawing/2016/ink" xmlns:am3d="http://schemas.microsoft.com/office/drawing/2017/model3d" xmlns:o="urn:schemas-microsoft-com:office:office" xmlns:oel="http://schemas.microsoft.com/office/2019/extlst" xmlns:r="http://schemas.openxmlformats.org/officeDocument/2006/relationships" xmlns:m="http://schemas.openxmlformats.org/officeDocument/2006/math" xmlns:v="urn:schemas-microsoft-com:vml" xmlns:wp14="http://schemas.microsoft.com/office/word/2010/wordprocessingDrawing" xmlns:wp="http://schemas.openxmlformats.org/drawingml/2006/wordprocessingDrawing" xmlns:w10="urn:schemas-microsoft-com:office:word" xmlns:w="http://schemas.openxmlformats.org/wordprocessingml/2006/main" xmlns:w14="http://schemas.microsoft.com/office/word/2010/wordml" xmlns:w15="http://schemas.microsoft.com/office/word/2012/wordml" xmlns:w16cei="http://schemas.microsoft.com/office/word/2026/wordml/cei" xmlns:w16cex="http://schemas.microsoft.com/office/word/2018/wordml/cex" xmlns:w16cid="http://schemas.microsoft.com/office/word/2016/wordml/cid" xmlns:w16="http://schemas.microsoft.com/office/word/2018/wordml" xmlns:w16du="http://schemas.microsoft.com/office/word/2023/wordml/word16du" xmlns:w16sdtdh="http://schemas.microsoft.com/office/word/2020/wordml/sdtdatahash" xmlns:w16sdtfl="http://schemas.microsoft.com/office/word/2024/wordml/sdtformatlock" xmlns:w16se="http://schemas.microsoft.com/office/word/2015/wordml/symex" xmlns:wpg="http://schemas.microsoft.com/office/word/2010/wordprocessingGroup" xmlns:wpi="http://schemas.microsoft.com/office/word/2010/wordprocessingInk" xmlns:wne="http://schemas.microsoft.com/office/word/2006/wordml" xmlns:wps="http://schemas.microsoft.com/office/word/2010/wordprocessingShape" mc:Ignorable="w14 w15 w16se w16cid w16 w16cex w16sdtdh w16sdtfl w16du wp14">
+<w:document xmlns:wpc="http://schemas.microsoft.com/office/word/2010/wordprocessingCanvas" xmlns:cx="http://schemas.microsoft.com/office/drawing/2014/chartex" xmlns:cx1="http://schemas.microsoft.com/office/drawing/2015/9/8/chartex" xmlns:cx2="http://schemas.microsoft.com/office/drawing/2015/10/21/chartex" xmlns:cx3="http://schemas.microsoft.com/office/drawing/2016/5/9/chartex" xmlns:cx4="http://schemas.microsoft.com/office/drawing/2016/5/10/chartex" xmlns:cx5="http://schemas.microsoft.com/office/drawing/2016/5/11/chartex" xmlns:cx6="http://schemas.microsoft.com/office/drawing/2016/5/12/chartex" xmlns:cx7="http://schemas.microsoft.com/office/drawing/2016/5/13/chartex" xmlns:cx8="http://schemas.microsoft.com/office/drawing/2016/5/14/chartex" xmlns:mc="http://schemas.openxmlformats.org/markup-compatibility/2006" xmlns:aink="http://schemas.microsoft.com/office/drawing/2016/ink" xmlns:am3d="http://schemas.microsoft.com/office/drawing/2017/model3d" xmlns:o="urn:schemas-microsoft-com:office:office" xmlns:oel="http://schemas.microsoft.com/office/2019/extlst" xmlns:r="http://schemas.openxmlformats.org/officeDocument/2006/relationships" xmlns:m="http://schemas.openxmlformats.org/officeDocument/2006/math" xmlns:v="urn:schemas-microsoft-com:vml" xmlns:wp14="http://schemas.microsoft.com/office/word/2010/wordprocessingDrawing" xmlns:wp="http://schemas.openxmlformats.org/drawingml/2006/wordprocessingDrawing" xmlns:w10="urn:schemas-microsoft-com:office:word" xmlns:w="http://schemas.openxmlformats.org/wordprocessingml/2006/main" xmlns:w14="http://schemas.microsoft.com/office/word/2010/wordml" xmlns:w15="http://schemas.microsoft.com/office/word/2012/wordml" xmlns:w16cex="http://schemas.microsoft.com/office/word/2018/wordml/cex" xmlns:w16cid="http://schemas.microsoft.com/office/word/2016/wordml/cid" xmlns:w16="http://schemas.microsoft.com/office/word/2018/wordml" xmlns:w16du="http://schemas.microsoft.com/office/word/2023/wordml/word16du" xmlns:w16sdtdh="http://schemas.microsoft.com/office/word/2020/wordml/sdtdatahash" xmlns:w16sdtfl="http://schemas.microsoft.com/office/word/2024/wordml/sdtformatlock" xmlns:w16se="http://schemas.microsoft.com/office/word/2015/wordml/symex" xmlns:wpg="http://schemas.microsoft.com/office/word/2010/wordprocessingGroup" xmlns:wpi="http://schemas.microsoft.com/office/word/2010/wordprocessingInk" xmlns:wne="http://schemas.microsoft.com/office/word/2006/wordml" xmlns:wps="http://schemas.microsoft.com/office/word/2010/wordprocessingShape" mc:Ignorable="w14 w15 w16se w16cid w16 w16cex w16sdtdh w16sdtfl w16du wp14">
   <w:body>
     <w:p>
       <w:pPr>
@@ -406,7 +406,7 @@
                 <w:b/>
                 <w:bCs/>
               </w:rPr>
-              <w:t>Colegio Técnico Profesional San Rafael de Alajuela</w:t>
+              <w:t>&lt;&lt;Colegio&gt;&gt;</w:t>
             </w:r>
           </w:p>
         </w:tc>
@@ -661,7 +661,27 @@
           <w:sz w:val="24"/>
           <w:szCs w:val="24"/>
         </w:rPr>
-        <w:t>Eje Temático:&lt;&lt;Eje tematico&gt;&gt;</w:t>
+        <w:t xml:space="preserve">Eje Temático:&lt;&lt;Eje </w:t>
+      </w:r>
+      <w:proofErr w:type="spellStart"/>
+      <w:r>
+        <w:rPr>
+          <w:b/>
+          <w:bCs/>
+          <w:sz w:val="24"/>
+          <w:szCs w:val="24"/>
+        </w:rPr>
+        <w:t>tematico</w:t>
+      </w:r>
+      <w:proofErr w:type="spellEnd"/>
+      <w:r>
+        <w:rPr>
+          <w:b/>
+          <w:bCs/>
+          <w:sz w:val="24"/>
+          <w:szCs w:val="24"/>
+        </w:rPr>
+        <w:t>&gt;&gt;</w:t>
       </w:r>
     </w:p>
     <w:p>
@@ -2322,7 +2342,7 @@
               </wp:anchor>
             </w:drawing>
           </mc:Choice>
-          <mc:Fallback>
+          <mc:Fallback xmlns:w16cei="http://schemas.microsoft.com/office/word/2026/wordml/cei">
             <w:pict>
               <v:group w14:anchorId="0E6EA16F" id="Grupo 1" o:spid="_x0000_s1026" style="position:absolute;left:0;text-align:left;margin-left:377.25pt;margin-top:8.9pt;width:77.45pt;height:17.25pt;z-index:251660288;mso-wrap-distance-left:0;mso-wrap-distance-right:0" coordorigin="48510,36673" coordsize="9897,2248" o:gfxdata="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">
                 <v:group id="Grupo 842920332" o:spid="_x0000_s1027" style="position:absolute;left:48541;top:36704;width:9837;height:2191" coordsize="9836,2190" o:gfxdata="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">
@@ -2740,6 +2760,7 @@
               </w:rPr>
               <w:t xml:space="preserve"> </w:t>
             </w:r>
+            <w:proofErr w:type="spellStart"/>
             <w:r>
               <w:rPr>
                 <w:b/>
@@ -2748,7 +2769,18 @@
                 <w:sz w:val="10"/>
                 <w:szCs w:val="10"/>
               </w:rPr>
-              <w:t>ptos)</w:t>
+              <w:t>ptos</w:t>
+            </w:r>
+            <w:proofErr w:type="spellEnd"/>
+            <w:r>
+              <w:rPr>
+                <w:b/>
+                <w:bCs/>
+                <w:color w:val="000000"/>
+                <w:sz w:val="10"/>
+                <w:szCs w:val="10"/>
+              </w:rPr>
+              <w:t>)</w:t>
             </w:r>
           </w:p>
         </w:tc>
@@ -2845,6 +2877,7 @@
               </w:rPr>
               <w:t xml:space="preserve"> </w:t>
             </w:r>
+            <w:proofErr w:type="spellStart"/>
             <w:r>
               <w:rPr>
                 <w:b/>
@@ -2853,7 +2886,18 @@
                 <w:sz w:val="10"/>
                 <w:szCs w:val="10"/>
               </w:rPr>
-              <w:t>pto)</w:t>
+              <w:t>pto</w:t>
+            </w:r>
+            <w:proofErr w:type="spellEnd"/>
+            <w:r>
+              <w:rPr>
+                <w:b/>
+                <w:bCs/>
+                <w:color w:val="000000"/>
+                <w:sz w:val="10"/>
+                <w:szCs w:val="10"/>
+              </w:rPr>
+              <w:t>)</w:t>
             </w:r>
           </w:p>
         </w:tc>
@@ -2951,6 +2995,7 @@
               </w:rPr>
               <w:t xml:space="preserve"> </w:t>
             </w:r>
+            <w:proofErr w:type="spellStart"/>
             <w:r>
               <w:rPr>
                 <w:b/>
@@ -2959,7 +3004,18 @@
                 <w:sz w:val="10"/>
                 <w:szCs w:val="10"/>
               </w:rPr>
-              <w:t>pto)</w:t>
+              <w:t>pto</w:t>
+            </w:r>
+            <w:proofErr w:type="spellEnd"/>
+            <w:r>
+              <w:rPr>
+                <w:b/>
+                <w:bCs/>
+                <w:color w:val="000000"/>
+                <w:sz w:val="10"/>
+                <w:szCs w:val="10"/>
+              </w:rPr>
+              <w:t>)</w:t>
             </w:r>
           </w:p>
         </w:tc>
@@ -3146,8 +3202,18 @@
                 <w:sz w:val="20"/>
                 <w:szCs w:val="20"/>
               </w:rPr>
-              <w:t>Indicador I.a</w:t>
-            </w:r>
+              <w:t xml:space="preserve">Indicador </w:t>
+            </w:r>
+            <w:proofErr w:type="spellStart"/>
+            <w:r>
+              <w:rPr>
+                <w:rFonts w:ascii="Arial" w:eastAsia="Arial" w:hAnsi="Arial" w:cs="Arial"/>
+                <w:sz w:val="20"/>
+                <w:szCs w:val="20"/>
+              </w:rPr>
+              <w:t>I.a</w:t>
+            </w:r>
+            <w:proofErr w:type="spellEnd"/>
             <w:r>
               <w:rPr>
                 <w:sz w:val="18"/>
@@ -3261,8 +3327,18 @@
                 <w:sz w:val="20"/>
                 <w:szCs w:val="20"/>
               </w:rPr>
-              <w:t>Indicador I.b</w:t>
-            </w:r>
+              <w:t xml:space="preserve">Indicador </w:t>
+            </w:r>
+            <w:proofErr w:type="spellStart"/>
+            <w:r>
+              <w:rPr>
+                <w:rFonts w:ascii="Arial" w:eastAsia="Arial" w:hAnsi="Arial" w:cs="Arial"/>
+                <w:sz w:val="20"/>
+                <w:szCs w:val="20"/>
+              </w:rPr>
+              <w:t>I.b</w:t>
+            </w:r>
+            <w:proofErr w:type="spellEnd"/>
             <w:r>
               <w:rPr>
                 <w:sz w:val="18"/>
@@ -3377,8 +3453,18 @@
                 <w:sz w:val="20"/>
                 <w:szCs w:val="20"/>
               </w:rPr>
-              <w:t>Indicador I.c</w:t>
-            </w:r>
+              <w:t xml:space="preserve">Indicador </w:t>
+            </w:r>
+            <w:proofErr w:type="spellStart"/>
+            <w:r>
+              <w:rPr>
+                <w:rFonts w:ascii="Arial" w:eastAsia="Arial" w:hAnsi="Arial" w:cs="Arial"/>
+                <w:sz w:val="20"/>
+                <w:szCs w:val="20"/>
+              </w:rPr>
+              <w:t>I.c</w:t>
+            </w:r>
+            <w:proofErr w:type="spellEnd"/>
             <w:r>
               <w:rPr>
                 <w:sz w:val="18"/>
@@ -3493,8 +3579,18 @@
                 <w:sz w:val="20"/>
                 <w:szCs w:val="20"/>
               </w:rPr>
-              <w:t>Indicador I.d</w:t>
-            </w:r>
+              <w:t xml:space="preserve">Indicador </w:t>
+            </w:r>
+            <w:proofErr w:type="spellStart"/>
+            <w:r>
+              <w:rPr>
+                <w:rFonts w:ascii="Arial" w:eastAsia="Arial" w:hAnsi="Arial" w:cs="Arial"/>
+                <w:sz w:val="20"/>
+                <w:szCs w:val="20"/>
+              </w:rPr>
+              <w:t>I.d</w:t>
+            </w:r>
+            <w:proofErr w:type="spellEnd"/>
             <w:r>
               <w:rPr>
                 <w:sz w:val="18"/>
@@ -3607,8 +3703,18 @@
                 <w:sz w:val="20"/>
                 <w:szCs w:val="20"/>
               </w:rPr>
-              <w:t>Indicador I.e</w:t>
-            </w:r>
+              <w:t xml:space="preserve">Indicador </w:t>
+            </w:r>
+            <w:proofErr w:type="spellStart"/>
+            <w:r>
+              <w:rPr>
+                <w:rFonts w:ascii="Arial" w:eastAsia="Arial" w:hAnsi="Arial" w:cs="Arial"/>
+                <w:sz w:val="20"/>
+                <w:szCs w:val="20"/>
+              </w:rPr>
+              <w:t>I.e</w:t>
+            </w:r>
+            <w:proofErr w:type="spellEnd"/>
             <w:r>
               <w:rPr>
                 <w:sz w:val="18"/>
@@ -3741,14 +3847,25 @@
                 <w:szCs w:val="18"/>
               </w:rPr>
             </w:pPr>
-            <w:r>
-              <w:rPr>
-                <w:b/>
-                <w:bCs/>
-                <w:sz w:val="18"/>
-                <w:szCs w:val="18"/>
-              </w:rPr>
-              <w:t>II.Demuestra capacidad para expresar ideas con seguridad y defender el proyecto planteado.</w:t>
+            <w:proofErr w:type="spellStart"/>
+            <w:r>
+              <w:rPr>
+                <w:b/>
+                <w:bCs/>
+                <w:sz w:val="18"/>
+                <w:szCs w:val="18"/>
+              </w:rPr>
+              <w:t>II.Demuestra</w:t>
+            </w:r>
+            <w:proofErr w:type="spellEnd"/>
+            <w:r>
+              <w:rPr>
+                <w:b/>
+                <w:bCs/>
+                <w:sz w:val="18"/>
+                <w:szCs w:val="18"/>
+              </w:rPr>
+              <w:t xml:space="preserve"> capacidad para expresar ideas con seguridad y defender el proyecto planteado.</w:t>
             </w:r>
           </w:p>
         </w:tc>
@@ -3803,14 +3920,25 @@
               </w:rPr>
               <w:t xml:space="preserve"> </w:t>
             </w:r>
-            <w:r>
-              <w:rPr>
-                <w:b/>
-                <w:bCs/>
-                <w:sz w:val="10"/>
-                <w:szCs w:val="10"/>
-              </w:rPr>
-              <w:t>ptos)</w:t>
+            <w:proofErr w:type="spellStart"/>
+            <w:r>
+              <w:rPr>
+                <w:b/>
+                <w:bCs/>
+                <w:sz w:val="10"/>
+                <w:szCs w:val="10"/>
+              </w:rPr>
+              <w:t>ptos</w:t>
+            </w:r>
+            <w:proofErr w:type="spellEnd"/>
+            <w:r>
+              <w:rPr>
+                <w:b/>
+                <w:bCs/>
+                <w:sz w:val="10"/>
+                <w:szCs w:val="10"/>
+              </w:rPr>
+              <w:t>)</w:t>
             </w:r>
           </w:p>
         </w:tc>
@@ -3887,14 +4015,25 @@
               </w:rPr>
               <w:t xml:space="preserve"> </w:t>
             </w:r>
-            <w:r>
-              <w:rPr>
-                <w:b/>
-                <w:bCs/>
-                <w:sz w:val="10"/>
-                <w:szCs w:val="10"/>
-              </w:rPr>
-              <w:t>pto)</w:t>
+            <w:proofErr w:type="spellStart"/>
+            <w:r>
+              <w:rPr>
+                <w:b/>
+                <w:bCs/>
+                <w:sz w:val="10"/>
+                <w:szCs w:val="10"/>
+              </w:rPr>
+              <w:t>pto</w:t>
+            </w:r>
+            <w:proofErr w:type="spellEnd"/>
+            <w:r>
+              <w:rPr>
+                <w:b/>
+                <w:bCs/>
+                <w:sz w:val="10"/>
+                <w:szCs w:val="10"/>
+              </w:rPr>
+              <w:t>)</w:t>
             </w:r>
           </w:p>
         </w:tc>
@@ -3971,14 +4110,25 @@
               </w:rPr>
               <w:t xml:space="preserve"> </w:t>
             </w:r>
-            <w:r>
-              <w:rPr>
-                <w:b/>
-                <w:bCs/>
-                <w:sz w:val="10"/>
-                <w:szCs w:val="10"/>
-              </w:rPr>
-              <w:t>pto)</w:t>
+            <w:proofErr w:type="spellStart"/>
+            <w:r>
+              <w:rPr>
+                <w:b/>
+                <w:bCs/>
+                <w:sz w:val="10"/>
+                <w:szCs w:val="10"/>
+              </w:rPr>
+              <w:t>pto</w:t>
+            </w:r>
+            <w:proofErr w:type="spellEnd"/>
+            <w:r>
+              <w:rPr>
+                <w:b/>
+                <w:bCs/>
+                <w:sz w:val="10"/>
+                <w:szCs w:val="10"/>
+              </w:rPr>
+              <w:t>)</w:t>
             </w:r>
           </w:p>
         </w:tc>
@@ -4163,8 +4313,18 @@
                 <w:sz w:val="20"/>
                 <w:szCs w:val="20"/>
               </w:rPr>
-              <w:t>Indicador II.a</w:t>
-            </w:r>
+              <w:t xml:space="preserve">Indicador </w:t>
+            </w:r>
+            <w:proofErr w:type="spellStart"/>
+            <w:r>
+              <w:rPr>
+                <w:rFonts w:ascii="Arial" w:eastAsia="Arial" w:hAnsi="Arial" w:cs="Arial"/>
+                <w:sz w:val="20"/>
+                <w:szCs w:val="20"/>
+              </w:rPr>
+              <w:t>II.a</w:t>
+            </w:r>
+            <w:proofErr w:type="spellEnd"/>
             <w:r>
               <w:rPr>
                 <w:sz w:val="18"/>
@@ -4281,8 +4441,18 @@
                 <w:sz w:val="20"/>
                 <w:szCs w:val="20"/>
               </w:rPr>
-              <w:t>Indicador II.b</w:t>
-            </w:r>
+              <w:t xml:space="preserve">Indicador </w:t>
+            </w:r>
+            <w:proofErr w:type="spellStart"/>
+            <w:r>
+              <w:rPr>
+                <w:rFonts w:ascii="Arial" w:eastAsia="Arial" w:hAnsi="Arial" w:cs="Arial"/>
+                <w:sz w:val="20"/>
+                <w:szCs w:val="20"/>
+              </w:rPr>
+              <w:t>II.b</w:t>
+            </w:r>
+            <w:proofErr w:type="spellEnd"/>
             <w:r>
               <w:rPr>
                 <w:sz w:val="18"/>
@@ -4399,8 +4569,18 @@
                 <w:sz w:val="20"/>
                 <w:szCs w:val="20"/>
               </w:rPr>
-              <w:t>Indicador II.c</w:t>
-            </w:r>
+              <w:t xml:space="preserve">Indicador </w:t>
+            </w:r>
+            <w:proofErr w:type="spellStart"/>
+            <w:r>
+              <w:rPr>
+                <w:rFonts w:ascii="Arial" w:eastAsia="Arial" w:hAnsi="Arial" w:cs="Arial"/>
+                <w:sz w:val="20"/>
+                <w:szCs w:val="20"/>
+              </w:rPr>
+              <w:t>II.c</w:t>
+            </w:r>
+            <w:proofErr w:type="spellEnd"/>
             <w:r>
               <w:rPr>
                 <w:sz w:val="18"/>
@@ -4533,8 +4713,18 @@
                 <w:sz w:val="20"/>
                 <w:szCs w:val="20"/>
               </w:rPr>
-              <w:t>Indicador II.d</w:t>
-            </w:r>
+              <w:t xml:space="preserve">Indicador </w:t>
+            </w:r>
+            <w:proofErr w:type="spellStart"/>
+            <w:r>
+              <w:rPr>
+                <w:rFonts w:ascii="Arial" w:eastAsia="Arial" w:hAnsi="Arial" w:cs="Arial"/>
+                <w:sz w:val="20"/>
+                <w:szCs w:val="20"/>
+              </w:rPr>
+              <w:t>II.d</w:t>
+            </w:r>
+            <w:proofErr w:type="spellEnd"/>
             <w:r>
               <w:rPr>
                 <w:sz w:val="18"/>
@@ -4683,8 +4873,18 @@
                 <w:sz w:val="20"/>
                 <w:szCs w:val="20"/>
               </w:rPr>
-              <w:t>Indicador II.e</w:t>
-            </w:r>
+              <w:t xml:space="preserve">Indicador </w:t>
+            </w:r>
+            <w:proofErr w:type="spellStart"/>
+            <w:r>
+              <w:rPr>
+                <w:rFonts w:ascii="Arial" w:eastAsia="Arial" w:hAnsi="Arial" w:cs="Arial"/>
+                <w:sz w:val="20"/>
+                <w:szCs w:val="20"/>
+              </w:rPr>
+              <w:t>II.e</w:t>
+            </w:r>
+            <w:proofErr w:type="spellEnd"/>
             <w:r>
               <w:rPr>
                 <w:sz w:val="18"/>
@@ -4816,8 +5016,18 @@
                 <w:sz w:val="20"/>
                 <w:szCs w:val="20"/>
               </w:rPr>
-              <w:t>Indicador II.f</w:t>
-            </w:r>
+              <w:t xml:space="preserve">Indicador </w:t>
+            </w:r>
+            <w:proofErr w:type="spellStart"/>
+            <w:r>
+              <w:rPr>
+                <w:rFonts w:ascii="Arial" w:eastAsia="Arial" w:hAnsi="Arial" w:cs="Arial"/>
+                <w:sz w:val="20"/>
+                <w:szCs w:val="20"/>
+              </w:rPr>
+              <w:t>II.f</w:t>
+            </w:r>
+            <w:proofErr w:type="spellEnd"/>
             <w:r>
               <w:rPr>
                 <w:sz w:val="18"/>
@@ -5021,7 +5231,7 @@
               </wp:inline>
             </w:drawing>
           </mc:Choice>
-          <mc:Fallback>
+          <mc:Fallback xmlns:w16cei="http://schemas.microsoft.com/office/word/2026/wordml/cei">
             <w:pict>
               <v:group w14:anchorId="700295F4" id="Grupo 3" o:spid="_x0000_s1032" style="width:451.95pt;height:.5pt;mso-position-horizontal-relative:char;mso-position-vertical-relative:line" coordorigin="24761,37768" coordsize="57397,63" o:gfxdata="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">
                 <v:group id="Grupo 221175834" o:spid="_x0000_s1033" style="position:absolute;left:24761;top:37768;width:57397;height:63" coordsize="57397,63" o:gfxdata="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">
@@ -5211,14 +5421,25 @@
               </w:rPr>
               <w:t xml:space="preserve"> </w:t>
             </w:r>
-            <w:r>
-              <w:rPr>
-                <w:b/>
-                <w:bCs/>
-                <w:sz w:val="10"/>
-                <w:szCs w:val="10"/>
-              </w:rPr>
-              <w:t>ptos)</w:t>
+            <w:proofErr w:type="spellStart"/>
+            <w:r>
+              <w:rPr>
+                <w:b/>
+                <w:bCs/>
+                <w:sz w:val="10"/>
+                <w:szCs w:val="10"/>
+              </w:rPr>
+              <w:t>ptos</w:t>
+            </w:r>
+            <w:proofErr w:type="spellEnd"/>
+            <w:r>
+              <w:rPr>
+                <w:b/>
+                <w:bCs/>
+                <w:sz w:val="10"/>
+                <w:szCs w:val="10"/>
+              </w:rPr>
+              <w:t>)</w:t>
             </w:r>
           </w:p>
         </w:tc>
@@ -5295,14 +5516,25 @@
               </w:rPr>
               <w:t xml:space="preserve"> </w:t>
             </w:r>
-            <w:r>
-              <w:rPr>
-                <w:b/>
-                <w:bCs/>
-                <w:sz w:val="10"/>
-                <w:szCs w:val="10"/>
-              </w:rPr>
-              <w:t>pto)</w:t>
+            <w:proofErr w:type="spellStart"/>
+            <w:r>
+              <w:rPr>
+                <w:b/>
+                <w:bCs/>
+                <w:sz w:val="10"/>
+                <w:szCs w:val="10"/>
+              </w:rPr>
+              <w:t>pto</w:t>
+            </w:r>
+            <w:proofErr w:type="spellEnd"/>
+            <w:r>
+              <w:rPr>
+                <w:b/>
+                <w:bCs/>
+                <w:sz w:val="10"/>
+                <w:szCs w:val="10"/>
+              </w:rPr>
+              <w:t>)</w:t>
             </w:r>
           </w:p>
         </w:tc>
@@ -5379,14 +5611,25 @@
               </w:rPr>
               <w:t xml:space="preserve"> </w:t>
             </w:r>
-            <w:r>
-              <w:rPr>
-                <w:b/>
-                <w:bCs/>
-                <w:sz w:val="10"/>
-                <w:szCs w:val="10"/>
-              </w:rPr>
-              <w:t>pto)</w:t>
+            <w:proofErr w:type="spellStart"/>
+            <w:r>
+              <w:rPr>
+                <w:b/>
+                <w:bCs/>
+                <w:sz w:val="10"/>
+                <w:szCs w:val="10"/>
+              </w:rPr>
+              <w:t>pto</w:t>
+            </w:r>
+            <w:proofErr w:type="spellEnd"/>
+            <w:r>
+              <w:rPr>
+                <w:b/>
+                <w:bCs/>
+                <w:sz w:val="10"/>
+                <w:szCs w:val="10"/>
+              </w:rPr>
+              <w:t>)</w:t>
             </w:r>
           </w:p>
         </w:tc>
@@ -5583,8 +5826,18 @@
                 <w:sz w:val="20"/>
                 <w:szCs w:val="20"/>
               </w:rPr>
-              <w:t>Indicador III.a</w:t>
-            </w:r>
+              <w:t xml:space="preserve">Indicador </w:t>
+            </w:r>
+            <w:proofErr w:type="spellStart"/>
+            <w:r>
+              <w:rPr>
+                <w:rFonts w:ascii="Arial" w:eastAsia="Arial" w:hAnsi="Arial" w:cs="Arial"/>
+                <w:sz w:val="20"/>
+                <w:szCs w:val="20"/>
+              </w:rPr>
+              <w:t>III.a</w:t>
+            </w:r>
+            <w:proofErr w:type="spellEnd"/>
             <w:r>
               <w:rPr>
                 <w:sz w:val="18"/>
@@ -5699,8 +5952,18 @@
                 <w:sz w:val="20"/>
                 <w:szCs w:val="20"/>
               </w:rPr>
-              <w:t>Indicador III.b</w:t>
-            </w:r>
+              <w:t xml:space="preserve">Indicador </w:t>
+            </w:r>
+            <w:proofErr w:type="spellStart"/>
+            <w:r>
+              <w:rPr>
+                <w:rFonts w:ascii="Arial" w:eastAsia="Arial" w:hAnsi="Arial" w:cs="Arial"/>
+                <w:sz w:val="20"/>
+                <w:szCs w:val="20"/>
+              </w:rPr>
+              <w:t>III.b</w:t>
+            </w:r>
+            <w:proofErr w:type="spellEnd"/>
             <w:r>
               <w:rPr>
                 <w:sz w:val="18"/>
@@ -5833,8 +6096,18 @@
                 <w:sz w:val="20"/>
                 <w:szCs w:val="20"/>
               </w:rPr>
-              <w:t>Indicador III.c</w:t>
-            </w:r>
+              <w:t xml:space="preserve">Indicador </w:t>
+            </w:r>
+            <w:proofErr w:type="spellStart"/>
+            <w:r>
+              <w:rPr>
+                <w:rFonts w:ascii="Arial" w:eastAsia="Arial" w:hAnsi="Arial" w:cs="Arial"/>
+                <w:sz w:val="20"/>
+                <w:szCs w:val="20"/>
+              </w:rPr>
+              <w:t>III.c</w:t>
+            </w:r>
+            <w:proofErr w:type="spellEnd"/>
             <w:r>
               <w:rPr>
                 <w:sz w:val="18"/>
@@ -5951,8 +6224,18 @@
                 <w:sz w:val="20"/>
                 <w:szCs w:val="20"/>
               </w:rPr>
-              <w:t>Indicador III.d</w:t>
-            </w:r>
+              <w:t xml:space="preserve">Indicador </w:t>
+            </w:r>
+            <w:proofErr w:type="spellStart"/>
+            <w:r>
+              <w:rPr>
+                <w:rFonts w:ascii="Arial" w:eastAsia="Arial" w:hAnsi="Arial" w:cs="Arial"/>
+                <w:sz w:val="20"/>
+                <w:szCs w:val="20"/>
+              </w:rPr>
+              <w:t>III.d</w:t>
+            </w:r>
+            <w:proofErr w:type="spellEnd"/>
             <w:r>
               <w:rPr>
                 <w:sz w:val="18"/>
@@ -6069,8 +6352,18 @@
                 <w:sz w:val="20"/>
                 <w:szCs w:val="20"/>
               </w:rPr>
-              <w:t>Indicador III.e</w:t>
-            </w:r>
+              <w:t xml:space="preserve">Indicador </w:t>
+            </w:r>
+            <w:proofErr w:type="spellStart"/>
+            <w:r>
+              <w:rPr>
+                <w:rFonts w:ascii="Arial" w:eastAsia="Arial" w:hAnsi="Arial" w:cs="Arial"/>
+                <w:sz w:val="20"/>
+                <w:szCs w:val="20"/>
+              </w:rPr>
+              <w:t>III.e</w:t>
+            </w:r>
+            <w:proofErr w:type="spellEnd"/>
             <w:r>
               <w:rPr>
                 <w:sz w:val="18"/>
@@ -6185,8 +6478,18 @@
                 <w:sz w:val="20"/>
                 <w:szCs w:val="20"/>
               </w:rPr>
-              <w:t>Indicador III.f</w:t>
-            </w:r>
+              <w:t xml:space="preserve">Indicador </w:t>
+            </w:r>
+            <w:proofErr w:type="spellStart"/>
+            <w:r>
+              <w:rPr>
+                <w:rFonts w:ascii="Arial" w:eastAsia="Arial" w:hAnsi="Arial" w:cs="Arial"/>
+                <w:sz w:val="20"/>
+                <w:szCs w:val="20"/>
+              </w:rPr>
+              <w:t>III.f</w:t>
+            </w:r>
+            <w:proofErr w:type="spellEnd"/>
             <w:r>
               <w:rPr>
                 <w:sz w:val="18"/>
@@ -6302,8 +6605,18 @@
                 <w:sz w:val="20"/>
                 <w:szCs w:val="20"/>
               </w:rPr>
-              <w:t>Indicador III.g</w:t>
-            </w:r>
+              <w:t xml:space="preserve">Indicador </w:t>
+            </w:r>
+            <w:proofErr w:type="spellStart"/>
+            <w:r>
+              <w:rPr>
+                <w:rFonts w:ascii="Arial" w:eastAsia="Arial" w:hAnsi="Arial" w:cs="Arial"/>
+                <w:sz w:val="20"/>
+                <w:szCs w:val="20"/>
+              </w:rPr>
+              <w:t>III.g</w:t>
+            </w:r>
+            <w:proofErr w:type="spellEnd"/>
             <w:r>
               <w:rPr>
                 <w:sz w:val="18"/>
@@ -6417,8 +6730,18 @@
                 <w:sz w:val="20"/>
                 <w:szCs w:val="20"/>
               </w:rPr>
-              <w:t>Indicador III.h</w:t>
-            </w:r>
+              <w:t xml:space="preserve">Indicador </w:t>
+            </w:r>
+            <w:proofErr w:type="spellStart"/>
+            <w:r>
+              <w:rPr>
+                <w:rFonts w:ascii="Arial" w:eastAsia="Arial" w:hAnsi="Arial" w:cs="Arial"/>
+                <w:sz w:val="20"/>
+                <w:szCs w:val="20"/>
+              </w:rPr>
+              <w:t>III.h</w:t>
+            </w:r>
+            <w:proofErr w:type="spellEnd"/>
             <w:r>
               <w:rPr>
                 <w:sz w:val="18"/>
@@ -6638,14 +6961,25 @@
               </w:rPr>
               <w:t xml:space="preserve"> </w:t>
             </w:r>
-            <w:r>
-              <w:rPr>
-                <w:b/>
-                <w:bCs/>
-                <w:sz w:val="10"/>
-                <w:szCs w:val="10"/>
-              </w:rPr>
-              <w:t>ptos)</w:t>
+            <w:proofErr w:type="spellStart"/>
+            <w:r>
+              <w:rPr>
+                <w:b/>
+                <w:bCs/>
+                <w:sz w:val="10"/>
+                <w:szCs w:val="10"/>
+              </w:rPr>
+              <w:t>ptos</w:t>
+            </w:r>
+            <w:proofErr w:type="spellEnd"/>
+            <w:r>
+              <w:rPr>
+                <w:b/>
+                <w:bCs/>
+                <w:sz w:val="10"/>
+                <w:szCs w:val="10"/>
+              </w:rPr>
+              <w:t>)</w:t>
             </w:r>
           </w:p>
         </w:tc>
@@ -6722,14 +7056,25 @@
               </w:rPr>
               <w:t xml:space="preserve"> </w:t>
             </w:r>
-            <w:r>
-              <w:rPr>
-                <w:b/>
-                <w:bCs/>
-                <w:sz w:val="10"/>
-                <w:szCs w:val="10"/>
-              </w:rPr>
-              <w:t>pto)</w:t>
+            <w:proofErr w:type="spellStart"/>
+            <w:r>
+              <w:rPr>
+                <w:b/>
+                <w:bCs/>
+                <w:sz w:val="10"/>
+                <w:szCs w:val="10"/>
+              </w:rPr>
+              <w:t>pto</w:t>
+            </w:r>
+            <w:proofErr w:type="spellEnd"/>
+            <w:r>
+              <w:rPr>
+                <w:b/>
+                <w:bCs/>
+                <w:sz w:val="10"/>
+                <w:szCs w:val="10"/>
+              </w:rPr>
+              <w:t>)</w:t>
             </w:r>
           </w:p>
         </w:tc>
@@ -6806,14 +7151,25 @@
               </w:rPr>
               <w:t xml:space="preserve"> </w:t>
             </w:r>
-            <w:r>
-              <w:rPr>
-                <w:b/>
-                <w:bCs/>
-                <w:sz w:val="10"/>
-                <w:szCs w:val="10"/>
-              </w:rPr>
-              <w:t>pto)</w:t>
+            <w:proofErr w:type="spellStart"/>
+            <w:r>
+              <w:rPr>
+                <w:b/>
+                <w:bCs/>
+                <w:sz w:val="10"/>
+                <w:szCs w:val="10"/>
+              </w:rPr>
+              <w:t>pto</w:t>
+            </w:r>
+            <w:proofErr w:type="spellEnd"/>
+            <w:r>
+              <w:rPr>
+                <w:b/>
+                <w:bCs/>
+                <w:sz w:val="10"/>
+                <w:szCs w:val="10"/>
+              </w:rPr>
+              <w:t>)</w:t>
             </w:r>
           </w:p>
         </w:tc>
@@ -7012,8 +7368,18 @@
                 <w:sz w:val="20"/>
                 <w:szCs w:val="20"/>
               </w:rPr>
-              <w:t>Indicador IV.a</w:t>
-            </w:r>
+              <w:t xml:space="preserve">Indicador </w:t>
+            </w:r>
+            <w:proofErr w:type="spellStart"/>
+            <w:r>
+              <w:rPr>
+                <w:rFonts w:ascii="Arial" w:eastAsia="Arial" w:hAnsi="Arial" w:cs="Arial"/>
+                <w:sz w:val="20"/>
+                <w:szCs w:val="20"/>
+              </w:rPr>
+              <w:t>IV.a</w:t>
+            </w:r>
+            <w:proofErr w:type="spellEnd"/>
             <w:r>
               <w:rPr>
                 <w:sz w:val="18"/>
@@ -7129,8 +7495,18 @@
                 <w:sz w:val="20"/>
                 <w:szCs w:val="20"/>
               </w:rPr>
-              <w:t>Indicador IV.b</w:t>
-            </w:r>
+              <w:t xml:space="preserve">Indicador </w:t>
+            </w:r>
+            <w:proofErr w:type="spellStart"/>
+            <w:r>
+              <w:rPr>
+                <w:rFonts w:ascii="Arial" w:eastAsia="Arial" w:hAnsi="Arial" w:cs="Arial"/>
+                <w:sz w:val="20"/>
+                <w:szCs w:val="20"/>
+              </w:rPr>
+              <w:t>IV.b</w:t>
+            </w:r>
+            <w:proofErr w:type="spellEnd"/>
             <w:r>
               <w:rPr>
                 <w:sz w:val="18"/>
@@ -7247,8 +7623,18 @@
                 <w:sz w:val="20"/>
                 <w:szCs w:val="20"/>
               </w:rPr>
-              <w:t>Indicador IV.c</w:t>
-            </w:r>
+              <w:t xml:space="preserve">Indicador </w:t>
+            </w:r>
+            <w:proofErr w:type="spellStart"/>
+            <w:r>
+              <w:rPr>
+                <w:rFonts w:ascii="Arial" w:eastAsia="Arial" w:hAnsi="Arial" w:cs="Arial"/>
+                <w:sz w:val="20"/>
+                <w:szCs w:val="20"/>
+              </w:rPr>
+              <w:t>IV.c</w:t>
+            </w:r>
+            <w:proofErr w:type="spellEnd"/>
             <w:r>
               <w:rPr>
                 <w:sz w:val="18"/>
@@ -7365,8 +7751,18 @@
                 <w:sz w:val="20"/>
                 <w:szCs w:val="20"/>
               </w:rPr>
-              <w:t>Indicador IV.d</w:t>
-            </w:r>
+              <w:t xml:space="preserve">Indicador </w:t>
+            </w:r>
+            <w:proofErr w:type="spellStart"/>
+            <w:r>
+              <w:rPr>
+                <w:rFonts w:ascii="Arial" w:eastAsia="Arial" w:hAnsi="Arial" w:cs="Arial"/>
+                <w:sz w:val="20"/>
+                <w:szCs w:val="20"/>
+              </w:rPr>
+              <w:t>IV.d</w:t>
+            </w:r>
+            <w:proofErr w:type="spellEnd"/>
             <w:r>
               <w:rPr>
                 <w:sz w:val="18"/>
@@ -7484,8 +7880,18 @@
                 <w:sz w:val="20"/>
                 <w:szCs w:val="20"/>
               </w:rPr>
-              <w:t>Indicador IV.e</w:t>
-            </w:r>
+              <w:t xml:space="preserve">Indicador </w:t>
+            </w:r>
+            <w:proofErr w:type="spellStart"/>
+            <w:r>
+              <w:rPr>
+                <w:rFonts w:ascii="Arial" w:eastAsia="Arial" w:hAnsi="Arial" w:cs="Arial"/>
+                <w:sz w:val="20"/>
+                <w:szCs w:val="20"/>
+              </w:rPr>
+              <w:t>IV.e</w:t>
+            </w:r>
+            <w:proofErr w:type="spellEnd"/>
             <w:r>
               <w:rPr>
                 <w:sz w:val="18"/>
@@ -7602,8 +8008,18 @@
                 <w:sz w:val="20"/>
                 <w:szCs w:val="20"/>
               </w:rPr>
-              <w:t>Indicador IV.f</w:t>
-            </w:r>
+              <w:t xml:space="preserve">Indicador </w:t>
+            </w:r>
+            <w:proofErr w:type="spellStart"/>
+            <w:r>
+              <w:rPr>
+                <w:rFonts w:ascii="Arial" w:eastAsia="Arial" w:hAnsi="Arial" w:cs="Arial"/>
+                <w:sz w:val="20"/>
+                <w:szCs w:val="20"/>
+              </w:rPr>
+              <w:t>IV.f</w:t>
+            </w:r>
+            <w:proofErr w:type="spellEnd"/>
             <w:r>
               <w:rPr>
                 <w:sz w:val="18"/>
@@ -7720,8 +8136,18 @@
                 <w:sz w:val="20"/>
                 <w:szCs w:val="20"/>
               </w:rPr>
-              <w:t>Indicador IV.g</w:t>
-            </w:r>
+              <w:t xml:space="preserve">Indicador </w:t>
+            </w:r>
+            <w:proofErr w:type="spellStart"/>
+            <w:r>
+              <w:rPr>
+                <w:rFonts w:ascii="Arial" w:eastAsia="Arial" w:hAnsi="Arial" w:cs="Arial"/>
+                <w:sz w:val="20"/>
+                <w:szCs w:val="20"/>
+              </w:rPr>
+              <w:t>IV.g</w:t>
+            </w:r>
+            <w:proofErr w:type="spellEnd"/>
             <w:r>
               <w:rPr>
                 <w:sz w:val="18"/>
@@ -7838,8 +8264,18 @@
                 <w:sz w:val="20"/>
                 <w:szCs w:val="20"/>
               </w:rPr>
-              <w:t>Indicador IV.h</w:t>
-            </w:r>
+              <w:t xml:space="preserve">Indicador </w:t>
+            </w:r>
+            <w:proofErr w:type="spellStart"/>
+            <w:r>
+              <w:rPr>
+                <w:rFonts w:ascii="Arial" w:eastAsia="Arial" w:hAnsi="Arial" w:cs="Arial"/>
+                <w:sz w:val="20"/>
+                <w:szCs w:val="20"/>
+              </w:rPr>
+              <w:t>IV.h</w:t>
+            </w:r>
+            <w:proofErr w:type="spellEnd"/>
             <w:r>
               <w:rPr>
                 <w:sz w:val="18"/>
@@ -7956,8 +8392,18 @@
                 <w:sz w:val="20"/>
                 <w:szCs w:val="20"/>
               </w:rPr>
-              <w:t>Indicador IV.i</w:t>
-            </w:r>
+              <w:t xml:space="preserve">Indicador </w:t>
+            </w:r>
+            <w:proofErr w:type="spellStart"/>
+            <w:r>
+              <w:rPr>
+                <w:rFonts w:ascii="Arial" w:eastAsia="Arial" w:hAnsi="Arial" w:cs="Arial"/>
+                <w:sz w:val="20"/>
+                <w:szCs w:val="20"/>
+              </w:rPr>
+              <w:t>IV.i</w:t>
+            </w:r>
+            <w:proofErr w:type="spellEnd"/>
             <w:r>
               <w:rPr>
                 <w:sz w:val="18"/>
@@ -8071,8 +8517,18 @@
                 <w:sz w:val="20"/>
                 <w:szCs w:val="20"/>
               </w:rPr>
-              <w:t>Indicador IV.j</w:t>
-            </w:r>
+              <w:t xml:space="preserve">Indicador </w:t>
+            </w:r>
+            <w:proofErr w:type="spellStart"/>
+            <w:r>
+              <w:rPr>
+                <w:rFonts w:ascii="Arial" w:eastAsia="Arial" w:hAnsi="Arial" w:cs="Arial"/>
+                <w:sz w:val="20"/>
+                <w:szCs w:val="20"/>
+              </w:rPr>
+              <w:t>IV.j</w:t>
+            </w:r>
+            <w:proofErr w:type="spellEnd"/>
             <w:r>
               <w:rPr>
                 <w:sz w:val="18"/>
@@ -8274,7 +8730,7 @@
               </wp:inline>
             </w:drawing>
           </mc:Choice>
-          <mc:Fallback>
+          <mc:Fallback xmlns:w16cei="http://schemas.microsoft.com/office/word/2026/wordml/cei">
             <w:pict>
               <v:group w14:anchorId="59AB1ED7" id="Grupo 2" o:spid="_x0000_s1036" style="width:451.95pt;height:.5pt;mso-position-horizontal-relative:char;mso-position-vertical-relative:line" coordorigin="24761,37768" coordsize="57397,63" o:gfxdata="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">
                 <v:group id="Grupo 462291994" o:spid="_x0000_s1037" style="position:absolute;left:24761;top:37768;width:57397;height:63" coordsize="57397,63" o:gfxdata="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">
@@ -8470,14 +8926,25 @@
               </w:rPr>
               <w:t xml:space="preserve"> </w:t>
             </w:r>
-            <w:r>
-              <w:rPr>
-                <w:b/>
-                <w:bCs/>
-                <w:sz w:val="10"/>
-                <w:szCs w:val="10"/>
-              </w:rPr>
-              <w:t>ptos)</w:t>
+            <w:proofErr w:type="spellStart"/>
+            <w:r>
+              <w:rPr>
+                <w:b/>
+                <w:bCs/>
+                <w:sz w:val="10"/>
+                <w:szCs w:val="10"/>
+              </w:rPr>
+              <w:t>ptos</w:t>
+            </w:r>
+            <w:proofErr w:type="spellEnd"/>
+            <w:r>
+              <w:rPr>
+                <w:b/>
+                <w:bCs/>
+                <w:sz w:val="10"/>
+                <w:szCs w:val="10"/>
+              </w:rPr>
+              <w:t>)</w:t>
             </w:r>
           </w:p>
         </w:tc>
@@ -8554,14 +9021,25 @@
               </w:rPr>
               <w:t xml:space="preserve"> </w:t>
             </w:r>
-            <w:r>
-              <w:rPr>
-                <w:b/>
-                <w:bCs/>
-                <w:sz w:val="10"/>
-                <w:szCs w:val="10"/>
-              </w:rPr>
-              <w:t>pto)</w:t>
+            <w:proofErr w:type="spellStart"/>
+            <w:r>
+              <w:rPr>
+                <w:b/>
+                <w:bCs/>
+                <w:sz w:val="10"/>
+                <w:szCs w:val="10"/>
+              </w:rPr>
+              <w:t>pto</w:t>
+            </w:r>
+            <w:proofErr w:type="spellEnd"/>
+            <w:r>
+              <w:rPr>
+                <w:b/>
+                <w:bCs/>
+                <w:sz w:val="10"/>
+                <w:szCs w:val="10"/>
+              </w:rPr>
+              <w:t>)</w:t>
             </w:r>
           </w:p>
         </w:tc>
@@ -8638,14 +9116,25 @@
               </w:rPr>
               <w:t xml:space="preserve"> </w:t>
             </w:r>
-            <w:r>
-              <w:rPr>
-                <w:b/>
-                <w:bCs/>
-                <w:sz w:val="10"/>
-                <w:szCs w:val="10"/>
-              </w:rPr>
-              <w:t>pto)</w:t>
+            <w:proofErr w:type="spellStart"/>
+            <w:r>
+              <w:rPr>
+                <w:b/>
+                <w:bCs/>
+                <w:sz w:val="10"/>
+                <w:szCs w:val="10"/>
+              </w:rPr>
+              <w:t>pto</w:t>
+            </w:r>
+            <w:proofErr w:type="spellEnd"/>
+            <w:r>
+              <w:rPr>
+                <w:b/>
+                <w:bCs/>
+                <w:sz w:val="10"/>
+                <w:szCs w:val="10"/>
+              </w:rPr>
+              <w:t>)</w:t>
             </w:r>
           </w:p>
         </w:tc>
@@ -9276,7 +9765,43 @@
                 <w:sz w:val="20"/>
                 <w:szCs w:val="20"/>
               </w:rPr>
-              <w:t>Indicador V.a (bitacora)</w:t>
+              <w:t xml:space="preserve">Indicador </w:t>
+            </w:r>
+            <w:proofErr w:type="spellStart"/>
+            <w:r>
+              <w:rPr>
+                <w:rFonts w:ascii="Arial" w:eastAsia="Arial" w:hAnsi="Arial" w:cs="Arial"/>
+                <w:sz w:val="20"/>
+                <w:szCs w:val="20"/>
+              </w:rPr>
+              <w:t>V.a</w:t>
+            </w:r>
+            <w:proofErr w:type="spellEnd"/>
+            <w:r>
+              <w:rPr>
+                <w:rFonts w:ascii="Arial" w:eastAsia="Arial" w:hAnsi="Arial" w:cs="Arial"/>
+                <w:sz w:val="20"/>
+                <w:szCs w:val="20"/>
+              </w:rPr>
+              <w:t xml:space="preserve"> (</w:t>
+            </w:r>
+            <w:proofErr w:type="spellStart"/>
+            <w:r>
+              <w:rPr>
+                <w:rFonts w:ascii="Arial" w:eastAsia="Arial" w:hAnsi="Arial" w:cs="Arial"/>
+                <w:sz w:val="20"/>
+                <w:szCs w:val="20"/>
+              </w:rPr>
+              <w:t>bitacora</w:t>
+            </w:r>
+            <w:proofErr w:type="spellEnd"/>
+            <w:r>
+              <w:rPr>
+                <w:rFonts w:ascii="Arial" w:eastAsia="Arial" w:hAnsi="Arial" w:cs="Arial"/>
+                <w:sz w:val="20"/>
+                <w:szCs w:val="20"/>
+              </w:rPr>
+              <w:t>)</w:t>
             </w:r>
             <w:r>
               <w:rPr>
@@ -9394,7 +9919,43 @@
                 <w:sz w:val="20"/>
                 <w:szCs w:val="20"/>
               </w:rPr>
-              <w:t>Indicador V.b (bitacora)</w:t>
+              <w:t xml:space="preserve">Indicador </w:t>
+            </w:r>
+            <w:proofErr w:type="spellStart"/>
+            <w:r>
+              <w:rPr>
+                <w:rFonts w:ascii="Arial" w:eastAsia="Arial" w:hAnsi="Arial" w:cs="Arial"/>
+                <w:sz w:val="20"/>
+                <w:szCs w:val="20"/>
+              </w:rPr>
+              <w:t>V.b</w:t>
+            </w:r>
+            <w:proofErr w:type="spellEnd"/>
+            <w:r>
+              <w:rPr>
+                <w:rFonts w:ascii="Arial" w:eastAsia="Arial" w:hAnsi="Arial" w:cs="Arial"/>
+                <w:sz w:val="20"/>
+                <w:szCs w:val="20"/>
+              </w:rPr>
+              <w:t xml:space="preserve"> (</w:t>
+            </w:r>
+            <w:proofErr w:type="spellStart"/>
+            <w:r>
+              <w:rPr>
+                <w:rFonts w:ascii="Arial" w:eastAsia="Arial" w:hAnsi="Arial" w:cs="Arial"/>
+                <w:sz w:val="20"/>
+                <w:szCs w:val="20"/>
+              </w:rPr>
+              <w:t>bitacora</w:t>
+            </w:r>
+            <w:proofErr w:type="spellEnd"/>
+            <w:r>
+              <w:rPr>
+                <w:rFonts w:ascii="Arial" w:eastAsia="Arial" w:hAnsi="Arial" w:cs="Arial"/>
+                <w:sz w:val="20"/>
+                <w:szCs w:val="20"/>
+              </w:rPr>
+              <w:t>)</w:t>
             </w:r>
             <w:r>
               <w:rPr>
@@ -9512,7 +10073,43 @@
                 <w:sz w:val="20"/>
                 <w:szCs w:val="20"/>
               </w:rPr>
-              <w:t>Indicador V.c (bitacora)</w:t>
+              <w:t xml:space="preserve">Indicador </w:t>
+            </w:r>
+            <w:proofErr w:type="spellStart"/>
+            <w:r>
+              <w:rPr>
+                <w:rFonts w:ascii="Arial" w:eastAsia="Arial" w:hAnsi="Arial" w:cs="Arial"/>
+                <w:sz w:val="20"/>
+                <w:szCs w:val="20"/>
+              </w:rPr>
+              <w:t>V.c</w:t>
+            </w:r>
+            <w:proofErr w:type="spellEnd"/>
+            <w:r>
+              <w:rPr>
+                <w:rFonts w:ascii="Arial" w:eastAsia="Arial" w:hAnsi="Arial" w:cs="Arial"/>
+                <w:sz w:val="20"/>
+                <w:szCs w:val="20"/>
+              </w:rPr>
+              <w:t xml:space="preserve"> (</w:t>
+            </w:r>
+            <w:proofErr w:type="spellStart"/>
+            <w:r>
+              <w:rPr>
+                <w:rFonts w:ascii="Arial" w:eastAsia="Arial" w:hAnsi="Arial" w:cs="Arial"/>
+                <w:sz w:val="20"/>
+                <w:szCs w:val="20"/>
+              </w:rPr>
+              <w:t>bitacora</w:t>
+            </w:r>
+            <w:proofErr w:type="spellEnd"/>
+            <w:r>
+              <w:rPr>
+                <w:rFonts w:ascii="Arial" w:eastAsia="Arial" w:hAnsi="Arial" w:cs="Arial"/>
+                <w:sz w:val="20"/>
+                <w:szCs w:val="20"/>
+              </w:rPr>
+              <w:t>)</w:t>
             </w:r>
             <w:r>
               <w:rPr>
@@ -9704,7 +10301,25 @@
                 <w:sz w:val="20"/>
                 <w:szCs w:val="20"/>
               </w:rPr>
-              <w:t>Indicador V.a (CP)</w:t>
+              <w:t xml:space="preserve">Indicador </w:t>
+            </w:r>
+            <w:proofErr w:type="spellStart"/>
+            <w:r>
+              <w:rPr>
+                <w:rFonts w:ascii="Arial" w:eastAsia="Arial" w:hAnsi="Arial" w:cs="Arial"/>
+                <w:sz w:val="20"/>
+                <w:szCs w:val="20"/>
+              </w:rPr>
+              <w:t>V.a</w:t>
+            </w:r>
+            <w:proofErr w:type="spellEnd"/>
+            <w:r>
+              <w:rPr>
+                <w:rFonts w:ascii="Arial" w:eastAsia="Arial" w:hAnsi="Arial" w:cs="Arial"/>
+                <w:sz w:val="20"/>
+                <w:szCs w:val="20"/>
+              </w:rPr>
+              <w:t xml:space="preserve"> (CP)</w:t>
             </w:r>
             <w:r>
               <w:rPr>
@@ -9820,7 +10435,25 @@
                 <w:sz w:val="20"/>
                 <w:szCs w:val="20"/>
               </w:rPr>
-              <w:t>Indicador V.b (CP)</w:t>
+              <w:t xml:space="preserve">Indicador </w:t>
+            </w:r>
+            <w:proofErr w:type="spellStart"/>
+            <w:r>
+              <w:rPr>
+                <w:rFonts w:ascii="Arial" w:eastAsia="Arial" w:hAnsi="Arial" w:cs="Arial"/>
+                <w:sz w:val="20"/>
+                <w:szCs w:val="20"/>
+              </w:rPr>
+              <w:t>V.b</w:t>
+            </w:r>
+            <w:proofErr w:type="spellEnd"/>
+            <w:r>
+              <w:rPr>
+                <w:rFonts w:ascii="Arial" w:eastAsia="Arial" w:hAnsi="Arial" w:cs="Arial"/>
+                <w:sz w:val="20"/>
+                <w:szCs w:val="20"/>
+              </w:rPr>
+              <w:t xml:space="preserve"> (CP)</w:t>
             </w:r>
             <w:r>
               <w:rPr>
@@ -10094,7 +10727,27 @@
                 <w:sz w:val="32"/>
                 <w:szCs w:val="32"/>
               </w:rPr>
-              <w:t>&lt;&lt;Calificacion&gt;&gt;</w:t>
+              <w:t>&lt;&lt;</w:t>
+            </w:r>
+            <w:proofErr w:type="spellStart"/>
+            <w:r>
+              <w:rPr>
+                <w:b/>
+                <w:bCs/>
+                <w:sz w:val="32"/>
+                <w:szCs w:val="32"/>
+              </w:rPr>
+              <w:t>Calificacion</w:t>
+            </w:r>
+            <w:proofErr w:type="spellEnd"/>
+            <w:r>
+              <w:rPr>
+                <w:b/>
+                <w:bCs/>
+                <w:sz w:val="32"/>
+                <w:szCs w:val="32"/>
+              </w:rPr>
+              <w:t>&gt;&gt;</w:t>
             </w:r>
           </w:p>
         </w:tc>
@@ -10980,7 +11633,6 @@
   <w:style w:type="character" w:default="1" w:styleId="Fuentedeprrafopredeter">
     <w:name w:val="Default Paragraph Font"/>
     <w:uiPriority w:val="1"/>
-    <w:semiHidden/>
     <w:unhideWhenUsed/>
   </w:style>
   <w:style w:type="table" w:default="1" w:styleId="Tablanormal">
